--- a/templates/1-contract.docx
+++ b/templates/1-contract.docx
@@ -546,7 +546,7 @@
           <w:color w:val="000000"/>
           <w:sz w:val="24"/>
         </w:rPr>
-        <w:t>刘国强、路洋</w:t>
+        <w:t>{{对方当事人}}</w:t>
       </w:r>
       <w:r>
         <w:rPr>
@@ -830,7 +830,7 @@
           <w:color w:val="000000"/>
           <w:sz w:val="24"/>
         </w:rPr>
-        <w:t>{{审级}}</w:t>
+        <w:t>{{审级}}{{甲方诉讼地位}}</w:t>
       </w:r>
       <w:r>
         <w:rPr>

--- a/templates/1-contract.docx
+++ b/templates/1-contract.docx
@@ -1300,73 +1300,7 @@
           <w:color w:val="000000"/>
           <w:sz w:val="24"/>
         </w:rPr>
-        <w:t>（一）根据《广东省物价局、司法厅律师服务收费管理实施办法》的规定，本案</w:t>
-      </w:r>
-      <w:r>
-        <w:rPr>
-          <w:rFonts w:ascii="华文仿宋" w:eastAsia="华文仿宋" w:hAnsi="华文仿宋" w:cs="华文仿宋" w:hint="eastAsia"/>
-          <w:color w:val="000000"/>
-          <w:sz w:val="24"/>
-        </w:rPr>
-        <w:t>执行</w:t>
-      </w:r>
-      <w:r>
-        <w:rPr>
-          <w:rFonts w:ascii="华文仿宋" w:eastAsia="华文仿宋" w:hAnsi="华文仿宋" w:cs="华文仿宋" w:hint="eastAsia"/>
-          <w:color w:val="000000"/>
-          <w:sz w:val="24"/>
-        </w:rPr>
-        <w:t>程序采取</w:t>
-      </w:r>
-      <w:r>
-        <w:rPr>
-          <w:rFonts w:ascii="华文仿宋" w:eastAsia="华文仿宋" w:hAnsi="华文仿宋" w:cs="华文仿宋" w:hint="eastAsia"/>
-          <w:color w:val="000000"/>
-          <w:sz w:val="24"/>
-        </w:rPr>
-        <w:t>风险代理的收费方式，</w:t>
-      </w:r>
-      <w:r>
-        <w:rPr>
-          <w:rFonts w:ascii="华文仿宋" w:eastAsia="华文仿宋" w:hAnsi="华文仿宋" w:cs="华文仿宋" w:hint="eastAsia"/>
-          <w:color w:val="000000"/>
-          <w:sz w:val="24"/>
-        </w:rPr>
-        <w:t>律师服务费为</w:t>
-      </w:r>
-      <w:r>
-        <w:rPr>
-          <w:rFonts w:ascii="华文仿宋" w:eastAsia="华文仿宋" w:hAnsi="华文仿宋" w:cs="华文仿宋" w:hint="eastAsia"/>
-          <w:color w:val="000000"/>
-          <w:sz w:val="24"/>
-        </w:rPr>
-        <w:t>{{实际回款金额}}的3%</w:t>
-      </w:r>
-      <w:r>
-        <w:rPr>
-          <w:rFonts w:ascii="华文仿宋" w:eastAsia="华文仿宋" w:hAnsi="华文仿宋" w:cs="华文仿宋"/>
-          <w:color w:val="000000"/>
-          <w:sz w:val="24"/>
-        </w:rPr>
-        <w:t/>
-      </w:r>
-      <w:r>
-        <w:rPr>
-          <w:rFonts w:ascii="华文仿宋" w:eastAsia="华文仿宋" w:hAnsi="华文仿宋" w:cs="华文仿宋" w:hint="eastAsia"/>
-          <w:color w:val="000000"/>
-          <w:sz w:val="24"/>
-        </w:rPr>
-        <w:t>收取。甲方应在收到实际执行回款后7日内将律师费全额</w:t>
-      </w:r>
-      <w:bookmarkStart w:id="3" w:name="_GoBack"/>
-      <w:bookmarkEnd w:id="3"/>
-      <w:r>
-        <w:rPr>
-          <w:rFonts w:ascii="华文仿宋" w:eastAsia="华文仿宋" w:hAnsi="华文仿宋" w:cs="华文仿宋" w:hint="eastAsia"/>
-          <w:color w:val="000000"/>
-          <w:sz w:val="24"/>
-        </w:rPr>
-        <w:t>一次性付给乙方。</w:t>
+        <w:t>{{律师费条款全文}}</w:t>
       </w:r>
     </w:p>
     <w:p>
